--- a/fra/docx/06.content.docx
+++ b/fra/docx/06.content.docx
@@ -19,7 +19,7 @@
         <w:rPr>
           <w:lang w:val="fr_FR" w:bidi="fr_FR"/>
         </w:rPr>
-        <w:t>Resource: Notes d'étude - Introductions aux livres (Tyndale)</w:t>
+        <w:t>Resource: Tyndale Open Study Notes</w:t>
       </w:r>
       <w:r>
         <w:rPr>
@@ -112,7 +112,7 @@
         <w:rPr>
           <w:lang w:val="fr_FR" w:bidi="fr_FR"/>
         </w:rPr>
-        <w:t>Notes d'étude - Introductions aux livres (Tyndale)</w:t>
+        <w:t>Tyndale Open Study Notes</w:t>
       </w:r>
     </w:p>
     <w:p>

--- a/fra/docx/06.content.docx
+++ b/fra/docx/06.content.docx
@@ -19,7 +19,7 @@
         <w:rPr>
           <w:lang w:val="fr_FR" w:bidi="fr_FR"/>
         </w:rPr>
-        <w:t>Resource: Tyndale Open Study Notes</w:t>
+        <w:t>Resource: Aquifer Open Study Notes (Book Intros)</w:t>
       </w:r>
       <w:r>
         <w:rPr>
@@ -112,7 +112,7 @@
         <w:rPr>
           <w:lang w:val="fr_FR" w:bidi="fr_FR"/>
         </w:rPr>
-        <w:t>Tyndale Open Study Notes</w:t>
+        <w:t>Aquifer Open Study Notes (Book Intros)</w:t>
       </w:r>
     </w:p>
     <w:p>

--- a/fra/docx/06.content.docx
+++ b/fra/docx/06.content.docx
@@ -311,72 +311,48 @@
         </w:rPr>
         <w:t xml:space="preserve">La première moitié du livre de Josué (chapitres </w:t>
       </w:r>
-      <w:hyperlink r:id="rId13">
-        <w:r>
-          <w:rPr>
-            <w:lang w:val="fr_FR" w:bidi="fr_FR"/>
-          </w:rPr>
-          <w:rPr>
-            <w:color w:val="0000EE"/>
-            <w:u w:val="single"/>
-          </w:rPr>
-          <w:t>1–12</w:t>
-        </w:r>
-      </w:hyperlink>
+      <w:r>
+        <w:rPr>
+          <w:lang w:val="fr_FR" w:bidi="fr_FR"/>
+        </w:rPr>
+        <w:t>1–12</w:t>
+      </w:r>
       <w:r>
         <w:rPr>
           <w:lang w:val="fr_FR" w:bidi="fr_FR"/>
         </w:rPr>
         <w:t xml:space="preserve">) fait partie des récits les plus saisissants de la Bible. Pour préparer Israël à traverser le Jourdain, Josué envoie deux jeunes hommes explorer Jéricho, une ville qu’Israël doit conquérir pour entrer dans la région montagneuse. Pour préparer Israël à traverser le Jourdain, Josué envoie deux jeunes hommes espionner Jéricho, une ville stratégique qu’Israël doit conquérir pour accéder à la région montagneuse. Ces éclaireurs sont secourus par une femme nommée Rahab, à qui ils promettent de sauver la vie ainsi que celle de sa famille en échange de son aide (chapitres </w:t>
       </w:r>
-      <w:hyperlink r:id="rId14">
-        <w:r>
-          <w:rPr>
-            <w:lang w:val="fr_FR" w:bidi="fr_FR"/>
-          </w:rPr>
-          <w:rPr>
-            <w:color w:val="0000EE"/>
-            <w:u w:val="single"/>
-          </w:rPr>
-          <w:t>2</w:t>
-        </w:r>
-      </w:hyperlink>
+      <w:r>
+        <w:rPr>
+          <w:lang w:val="fr_FR" w:bidi="fr_FR"/>
+        </w:rPr>
+        <w:t>2</w:t>
+      </w:r>
       <w:r>
         <w:rPr>
           <w:lang w:val="fr_FR" w:bidi="fr_FR"/>
         </w:rPr>
         <w:t xml:space="preserve">). Les Israélites traversent ensuite le Jourdain, dont les eaux sont miraculeusement stoppées (chapitres </w:t>
       </w:r>
-      <w:hyperlink r:id="rId15">
-        <w:r>
-          <w:rPr>
-            <w:lang w:val="fr_FR" w:bidi="fr_FR"/>
-          </w:rPr>
-          <w:rPr>
-            <w:color w:val="0000EE"/>
-            <w:u w:val="single"/>
-          </w:rPr>
-          <w:t>3</w:t>
-        </w:r>
-      </w:hyperlink>
+      <w:r>
+        <w:rPr>
+          <w:lang w:val="fr_FR" w:bidi="fr_FR"/>
+        </w:rPr>
+        <w:t>3</w:t>
+      </w:r>
       <w:r>
         <w:rPr>
           <w:lang w:val="fr_FR" w:bidi="fr_FR"/>
         </w:rPr>
         <w:t xml:space="preserve">). Enfin, Dieu livre la ville de Jéricho à Israël en faisant s’effondrer ses murailles (chapitres </w:t>
       </w:r>
-      <w:hyperlink r:id="rId16">
-        <w:r>
-          <w:rPr>
-            <w:lang w:val="fr_FR" w:bidi="fr_FR"/>
-          </w:rPr>
-          <w:rPr>
-            <w:color w:val="0000EE"/>
-            <w:u w:val="single"/>
-          </w:rPr>
-          <w:t>6</w:t>
-        </w:r>
-      </w:hyperlink>
+      <w:r>
+        <w:rPr>
+          <w:lang w:val="fr_FR" w:bidi="fr_FR"/>
+        </w:rPr>
+        <w:t>6</w:t>
+      </w:r>
       <w:r>
         <w:rPr>
           <w:lang w:val="fr_FR" w:bidi="fr_FR"/>
@@ -409,18 +385,12 @@
         </w:rPr>
         <w:t xml:space="preserve"> Cependant, un homme nommé Acan désobéit aux instructions de Dieu, déplaisant ainsi au Seigneur, et Israël subit un revers avant que le péché d’Acan ne soit découvert et jugé (chapitres </w:t>
       </w:r>
-      <w:hyperlink r:id="rId17">
-        <w:r>
-          <w:rPr>
-            <w:lang w:val="fr_FR" w:bidi="fr_FR"/>
-          </w:rPr>
-          <w:rPr>
-            <w:color w:val="0000EE"/>
-            <w:u w:val="single"/>
-          </w:rPr>
-          <w:t>7</w:t>
-        </w:r>
-      </w:hyperlink>
+      <w:r>
+        <w:rPr>
+          <w:lang w:val="fr_FR" w:bidi="fr_FR"/>
+        </w:rPr>
+        <w:t>7</w:t>
+      </w:r>
       <w:r>
         <w:rPr>
           <w:lang w:val="fr_FR" w:bidi="fr_FR"/>
@@ -439,36 +409,24 @@
         </w:rPr>
         <w:t xml:space="preserve"> (chapitres </w:t>
       </w:r>
-      <w:hyperlink r:id="rId18">
-        <w:r>
-          <w:rPr>
-            <w:lang w:val="fr_FR" w:bidi="fr_FR"/>
-          </w:rPr>
-          <w:rPr>
-            <w:color w:val="0000EE"/>
-            <w:u w:val="single"/>
-          </w:rPr>
-          <w:t>10</w:t>
-        </w:r>
-      </w:hyperlink>
+      <w:r>
+        <w:rPr>
+          <w:lang w:val="fr_FR" w:bidi="fr_FR"/>
+        </w:rPr>
+        <w:t>10</w:t>
+      </w:r>
       <w:r>
         <w:rPr>
           <w:lang w:val="fr_FR" w:bidi="fr_FR"/>
         </w:rPr>
         <w:t xml:space="preserve">). Josué se tourne ensuite vers le nord, où il remporte une victoire tout aussi décisive sur une coalition nordique de cités-États (chapitres </w:t>
       </w:r>
-      <w:hyperlink r:id="rId19">
-        <w:r>
-          <w:rPr>
-            <w:lang w:val="fr_FR" w:bidi="fr_FR"/>
-          </w:rPr>
-          <w:rPr>
-            <w:color w:val="0000EE"/>
-            <w:u w:val="single"/>
-          </w:rPr>
-          <w:t>11</w:t>
-        </w:r>
-      </w:hyperlink>
+      <w:r>
+        <w:rPr>
+          <w:lang w:val="fr_FR" w:bidi="fr_FR"/>
+        </w:rPr>
+        <w:t>11</w:t>
+      </w:r>
       <w:r>
         <w:rPr>
           <w:lang w:val="fr_FR" w:bidi="fr_FR"/>
@@ -489,162 +447,108 @@
         </w:rPr>
         <w:t xml:space="preserve">La seconde moitié du livre de Josué (chapitres </w:t>
       </w:r>
-      <w:hyperlink r:id="rId20">
-        <w:r>
-          <w:rPr>
-            <w:lang w:val="fr_FR" w:bidi="fr_FR"/>
-          </w:rPr>
-          <w:rPr>
-            <w:color w:val="0000EE"/>
-            <w:u w:val="single"/>
-          </w:rPr>
-          <w:t>13–24</w:t>
-        </w:r>
-      </w:hyperlink>
+      <w:r>
+        <w:rPr>
+          <w:lang w:val="fr_FR" w:bidi="fr_FR"/>
+        </w:rPr>
+        <w:t>13–24</w:t>
+      </w:r>
       <w:r>
         <w:rPr>
           <w:lang w:val="fr_FR" w:bidi="fr_FR"/>
         </w:rPr>
         <w:t xml:space="preserve">) présente le récit détaillé de la répartition du territoire d’Israël, y compris des descriptions précises des territoires donnés à Juda, Benjamin et Joseph (chapitres </w:t>
       </w:r>
-      <w:hyperlink r:id="rId21">
-        <w:r>
-          <w:rPr>
-            <w:lang w:val="fr_FR" w:bidi="fr_FR"/>
-          </w:rPr>
-          <w:rPr>
-            <w:color w:val="0000EE"/>
-            <w:u w:val="single"/>
-          </w:rPr>
-          <w:t>15–19</w:t>
-        </w:r>
-      </w:hyperlink>
+      <w:r>
+        <w:rPr>
+          <w:lang w:val="fr_FR" w:bidi="fr_FR"/>
+        </w:rPr>
+        <w:t>15–19</w:t>
+      </w:r>
       <w:r>
         <w:rPr>
           <w:lang w:val="fr_FR" w:bidi="fr_FR"/>
         </w:rPr>
         <w:t xml:space="preserve">) ; ces tribus sont devenues les tribus centrales d’Israël. Les héritages de Caleb et de Josué ouvrent et ferment ces chapitres consacrées aux attributions territoriales (chapitres </w:t>
       </w:r>
-      <w:hyperlink r:id="rId22">
-        <w:r>
-          <w:rPr>
-            <w:lang w:val="fr_FR" w:bidi="fr_FR"/>
-          </w:rPr>
-          <w:rPr>
-            <w:color w:val="0000EE"/>
-            <w:u w:val="single"/>
-          </w:rPr>
-          <w:t>15</w:t>
-        </w:r>
-      </w:hyperlink>
+      <w:r>
+        <w:rPr>
+          <w:lang w:val="fr_FR" w:bidi="fr_FR"/>
+        </w:rPr>
+        <w:t>15</w:t>
+      </w:r>
       <w:r>
         <w:rPr>
           <w:lang w:val="fr_FR" w:bidi="fr_FR"/>
         </w:rPr>
         <w:t xml:space="preserve"> et </w:t>
       </w:r>
-      <w:hyperlink r:id="rId23">
-        <w:r>
-          <w:rPr>
-            <w:lang w:val="fr_FR" w:bidi="fr_FR"/>
-          </w:rPr>
-          <w:rPr>
-            <w:color w:val="0000EE"/>
-            <w:u w:val="single"/>
-          </w:rPr>
-          <w:t>19</w:t>
-        </w:r>
-      </w:hyperlink>
+      <w:r>
+        <w:rPr>
+          <w:lang w:val="fr_FR" w:bidi="fr_FR"/>
+        </w:rPr>
+        <w:t>19</w:t>
+      </w:r>
       <w:r>
         <w:rPr>
           <w:lang w:val="fr_FR" w:bidi="fr_FR"/>
         </w:rPr>
         <w:t xml:space="preserve">). La désignation de six villes refuge (chapitres </w:t>
       </w:r>
-      <w:hyperlink r:id="rId24">
-        <w:r>
-          <w:rPr>
-            <w:lang w:val="fr_FR" w:bidi="fr_FR"/>
-          </w:rPr>
-          <w:rPr>
-            <w:color w:val="0000EE"/>
-            <w:u w:val="single"/>
-          </w:rPr>
-          <w:t>20</w:t>
-        </w:r>
-      </w:hyperlink>
+      <w:r>
+        <w:rPr>
+          <w:lang w:val="fr_FR" w:bidi="fr_FR"/>
+        </w:rPr>
+        <w:t>20</w:t>
+      </w:r>
       <w:r>
         <w:rPr>
           <w:lang w:val="fr_FR" w:bidi="fr_FR"/>
         </w:rPr>
         <w:t xml:space="preserve">) et l’attribution de villes aux Lévites dans chaque territoire tribal (chapitres </w:t>
       </w:r>
-      <w:hyperlink r:id="rId25">
-        <w:r>
-          <w:rPr>
-            <w:lang w:val="fr_FR" w:bidi="fr_FR"/>
-          </w:rPr>
-          <w:rPr>
-            <w:color w:val="0000EE"/>
-            <w:u w:val="single"/>
-          </w:rPr>
-          <w:t>21</w:t>
-        </w:r>
-      </w:hyperlink>
+      <w:r>
+        <w:rPr>
+          <w:lang w:val="fr_FR" w:bidi="fr_FR"/>
+        </w:rPr>
+        <w:t>21</w:t>
+      </w:r>
       <w:r>
         <w:rPr>
           <w:lang w:val="fr_FR" w:bidi="fr_FR"/>
         </w:rPr>
         <w:t xml:space="preserve">) complètent le processus d’attribution des terres aux tribus. Les 2 tribus et demi ayant reçu des terres du côté oriental du Jourdain ont été libérées pour rentrer chez elles, mais elles ont dû clarifier un malentendu avec les tribus occidentales concernant la construction d’un mémorial (chapitres </w:t>
       </w:r>
-      <w:hyperlink r:id="rId26">
-        <w:r>
-          <w:rPr>
-            <w:lang w:val="fr_FR" w:bidi="fr_FR"/>
-          </w:rPr>
-          <w:rPr>
-            <w:color w:val="0000EE"/>
-            <w:u w:val="single"/>
-          </w:rPr>
-          <w:t>22</w:t>
-        </w:r>
-      </w:hyperlink>
+      <w:r>
+        <w:rPr>
+          <w:lang w:val="fr_FR" w:bidi="fr_FR"/>
+        </w:rPr>
+        <w:t>22</w:t>
+      </w:r>
       <w:r>
         <w:rPr>
           <w:lang w:val="fr_FR" w:bidi="fr_FR"/>
         </w:rPr>
         <w:t xml:space="preserve">). Le livre se termine par l’adieu de Josué (chapitres </w:t>
       </w:r>
-      <w:hyperlink r:id="rId27">
-        <w:r>
-          <w:rPr>
-            <w:lang w:val="fr_FR" w:bidi="fr_FR"/>
-          </w:rPr>
-          <w:rPr>
-            <w:color w:val="0000EE"/>
-            <w:u w:val="single"/>
-          </w:rPr>
-          <w:t>23</w:t>
-        </w:r>
-      </w:hyperlink>
+      <w:r>
+        <w:rPr>
+          <w:lang w:val="fr_FR" w:bidi="fr_FR"/>
+        </w:rPr>
+        <w:t>23</w:t>
+      </w:r>
       <w:r>
         <w:rPr>
           <w:lang w:val="fr_FR" w:bidi="fr_FR"/>
         </w:rPr>
         <w:t xml:space="preserve">), sa convocation du peuple pour renouveler leur alliance avec Dieu, et trois funérailles importantes (chapitres </w:t>
       </w:r>
-      <w:hyperlink r:id="rId28">
-        <w:r>
-          <w:rPr>
-            <w:lang w:val="fr_FR" w:bidi="fr_FR"/>
-          </w:rPr>
-          <w:rPr>
-            <w:color w:val="0000EE"/>
-            <w:u w:val="single"/>
-          </w:rPr>
-          <w:t>24</w:t>
-        </w:r>
-      </w:hyperlink>
+      <w:r>
+        <w:rPr>
+          <w:lang w:val="fr_FR" w:bidi="fr_FR"/>
+        </w:rPr>
+        <w:t>24</w:t>
+      </w:r>
       <w:r>
         <w:rPr>
           <w:lang w:val="fr_FR" w:bidi="fr_FR"/>
@@ -769,18 +673,12 @@
         </w:rPr>
         <w:t xml:space="preserve">Le livre de Josué présente les grandes étapes de l’entrée d’Israël en Canaan, sans prétendre relater une conquête totale ou immédiate du territoire. Il n’affirme pas qu’Israël ait éradiqué tous les Cananéens ni détruit toutes leurs villes. En réalité, de nombreux Cananéens sont restés sur place, comme le confirme le livre suivant, celui des Juges. Ce dernier décrit un processus progressif, sur plusieurs générations, durant lequel Israël s’est renforcé et a peu à peu intégré les populations cananéennes. À l’époque du roi David, la majorité des habitants de la région se considéraient comme Israélites, bien que certains groupes distincts aient subsisté (voir par exemple le verset </w:t>
       </w:r>
-      <w:hyperlink r:id="rId29">
-        <w:r>
-          <w:rPr>
-            <w:lang w:val="fr_FR" w:bidi="fr_FR"/>
-          </w:rPr>
-          <w:rPr>
-            <w:color w:val="0000EE"/>
-            <w:u w:val="single"/>
-          </w:rPr>
-          <w:t>2S 5.6–8</w:t>
-        </w:r>
-      </w:hyperlink>
+      <w:r>
+        <w:rPr>
+          <w:lang w:val="fr_FR" w:bidi="fr_FR"/>
+        </w:rPr>
+        <w:t>2S 5.6–8</w:t>
+      </w:r>
       <w:r>
         <w:rPr>
           <w:lang w:val="fr_FR" w:bidi="fr_FR"/>
